--- a/backend/word_templates/工程类/集团内工程/材料租赁/补充协议/2.用章申请表.docx
+++ b/backend/word_templates/工程类/集团内工程/材料租赁/补充协议/2.用章申请表.docx
@@ -27,8 +27,6 @@
           <w:szCs w:val="26"/>
         </w:rPr>
       </w:pPr>
-      <w:bookmarkStart w:id="0" w:name="_GoBack"/>
-      <w:bookmarkEnd w:id="0"/>
       <w:r>
         <w:rPr>
           <w:rFonts w:hint="eastAsia" w:ascii="宋体" w:hAnsi="宋体" w:eastAsia="宋体" w:cs="宋体"/>
@@ -933,6 +931,7 @@
                 <w:rFonts w:hint="eastAsia" w:ascii="宋体" w:hAnsi="宋体" w:eastAsia="宋体" w:cs="宋体"/>
                 <w:b w:val="0"/>
                 <w:bCs/>
+                <w:color w:val="0000FF"/>
                 <w:sz w:val="21"/>
                 <w:szCs w:val="24"/>
                 <w:vertAlign w:val="baseline"/>
@@ -940,6 +939,26 @@
               </w:rPr>
             </w:pPr>
             <w:r>
+              <w:rPr>
+                <w:rFonts w:hint="eastAsia" w:ascii="宋体" w:hAnsi="宋体" w:eastAsia="宋体" w:cs="宋体"/>
+                <w:b w:val="0"/>
+                <w:bCs/>
+                <w:color w:val="0000FF"/>
+                <w:sz w:val="21"/>
+                <w:szCs w:val="24"/>
+                <w:vertAlign w:val="baseline"/>
+                <w:lang w:val="en-US" w:eastAsia="zh-CN"/>
+              </w:rPr>
+              <w:t>{{gongcheng_bianhao}}</w:t>
+            </w:r>
+          </w:p>
+          <w:p>
+            <w:pPr>
+              <w:pStyle w:val="5"/>
+              <w:spacing w:line="400" w:lineRule="exact"/>
+              <w:ind w:left="0" w:leftChars="0" w:right="-737" w:rightChars="-351" w:firstLine="0" w:firstLineChars="0"/>
+              <w:jc w:val="left"/>
+              <w:outlineLvl w:val="0"/>
               <w:rPr>
                 <w:rFonts w:hint="eastAsia" w:ascii="宋体" w:hAnsi="宋体" w:eastAsia="宋体" w:cs="宋体"/>
                 <w:b w:val="0"/>
@@ -949,38 +968,22 @@
                 <w:vertAlign w:val="baseline"/>
                 <w:lang w:val="en-US" w:eastAsia="zh-CN"/>
               </w:rPr>
-              <w:t>{{gongcheng_bianhao}}</w:t>
-            </w:r>
-          </w:p>
-          <w:p>
-            <w:pPr>
-              <w:pStyle w:val="5"/>
-              <w:spacing w:line="400" w:lineRule="exact"/>
-              <w:ind w:left="0" w:leftChars="0" w:right="-737" w:rightChars="-351" w:firstLine="0" w:firstLineChars="0"/>
-              <w:jc w:val="left"/>
-              <w:outlineLvl w:val="0"/>
+            </w:pPr>
+            <w:r>
               <w:rPr>
                 <w:rFonts w:hint="eastAsia" w:ascii="宋体" w:hAnsi="宋体" w:eastAsia="宋体" w:cs="宋体"/>
                 <w:b w:val="0"/>
                 <w:bCs/>
+                <w:color w:val="0000FF"/>
                 <w:sz w:val="21"/>
                 <w:szCs w:val="24"/>
                 <w:vertAlign w:val="baseline"/>
                 <w:lang w:val="en-US" w:eastAsia="zh-CN"/>
               </w:rPr>
-            </w:pPr>
-            <w:r>
-              <w:rPr>
-                <w:rFonts w:hint="eastAsia" w:ascii="宋体" w:hAnsi="宋体" w:eastAsia="宋体" w:cs="宋体"/>
-                <w:b w:val="0"/>
-                <w:bCs/>
-                <w:sz w:val="21"/>
-                <w:szCs w:val="24"/>
-                <w:vertAlign w:val="baseline"/>
-                <w:lang w:val="en-US" w:eastAsia="zh-CN"/>
-              </w:rPr>
               <w:t>{{caigou_xiangmu_ming}}</w:t>
             </w:r>
+            <w:bookmarkStart w:id="0" w:name="_GoBack"/>
+            <w:bookmarkEnd w:id="0"/>
           </w:p>
           <w:p>
             <w:pPr>
@@ -1004,12 +1007,25 @@
                 <w:rFonts w:hint="eastAsia" w:ascii="宋体" w:hAnsi="宋体" w:eastAsia="宋体" w:cs="宋体"/>
                 <w:b w:val="0"/>
                 <w:bCs/>
+                <w:color w:val="0000FF"/>
                 <w:sz w:val="21"/>
                 <w:szCs w:val="24"/>
                 <w:vertAlign w:val="baseline"/>
                 <w:lang w:val="en-US" w:eastAsia="zh-CN"/>
               </w:rPr>
-              <w:t>{{chengjiao_jine}}元</w:t>
+              <w:t>{{chengjiao_jine}}</w:t>
+            </w:r>
+            <w:r>
+              <w:rPr>
+                <w:rFonts w:hint="eastAsia" w:ascii="宋体" w:hAnsi="宋体" w:eastAsia="宋体" w:cs="宋体"/>
+                <w:b w:val="0"/>
+                <w:bCs/>
+                <w:sz w:val="21"/>
+                <w:szCs w:val="24"/>
+                <w:vertAlign w:val="baseline"/>
+                <w:lang w:val="en-US" w:eastAsia="zh-CN"/>
+              </w:rPr>
+              <w:t>元</w:t>
             </w:r>
           </w:p>
         </w:tc>
@@ -1155,7 +1171,7 @@
             <w:r>
               <w:rPr>
                 <w:rFonts w:hint="eastAsia" w:ascii="仿宋_GB2312" w:hAnsi="仿宋_GB2312" w:eastAsia="仿宋_GB2312" w:cs="仿宋_GB2312"/>
-                <w:color w:val="auto"/>
+                <w:color w:val="0000FF"/>
                 <w:sz w:val="24"/>
                 <w:highlight w:val="none"/>
                 <w:lang w:val="en-US" w:eastAsia="zh-CN"/>
@@ -2306,7 +2322,6 @@
     <w:qFormat/>
     <w:uiPriority w:val="0"/>
     <w:tblPr>
-      <w:tblStyle w:val="8"/>
       <w:tblCellMar>
         <w:top w:w="0" w:type="dxa"/>
         <w:left w:w="108" w:type="dxa"/>
@@ -2391,7 +2406,6 @@
     <w:qFormat/>
     <w:uiPriority w:val="0"/>
     <w:tblPr>
-      <w:tblStyle w:val="8"/>
       <w:tblCellMar>
         <w:top w:w="0" w:type="dxa"/>
         <w:left w:w="0" w:type="dxa"/>
